--- a/tests/fixtures/synthetic/files/think_tank_report__wrong_paper.docx
+++ b/tests/fixtures/synthetic/files/think_tank_report__wrong_paper.docx
@@ -7,7 +7,7 @@
         <w:pStyle w:val="Title"/>
       </w:pPr>
       <w:r>
-        <w:t>Early detection of pancreatic cancer using circulating tumor DNA: Findings and Recommendations</w:t>
+        <w:t>A Policy Assessment of early detection of pancreatic cancer using circulating tumor DNA</w:t>
       </w:r>
     </w:p>
     <w:p>
@@ -20,7 +20,7 @@
     </w:p>
     <w:p>
       <w:r>
-        <w:t>Recent analysis points toward a tractable path forward. The discussion draws on established mechanistic methods and current data.</w:t>
+        <w:t>The evidence base is partial, and important gaps remain. Recent analysis points toward a tractable path forward.</w:t>
       </w:r>
     </w:p>
     <w:p>
@@ -33,7 +33,7 @@
     </w:p>
     <w:p>
       <w:r>
-        <w:t>This piece examines early detection of pancreatic cancer using circulating tumor DNA, a question of growing public interest. The discussion draws on established mechanistic methods and current data. Careful framing guards against overstatement.</w:t>
+        <w:t>This piece examines early detection of pancreatic cancer using circulating tumor DNA, a question of growing public interest. Practitioners and policymakers alike have a role to play here. Recent analysis points toward a tractable path forward.</w:t>
       </w:r>
     </w:p>
     <w:p>
@@ -46,7 +46,7 @@
     </w:p>
     <w:p>
       <w:r>
-        <w:t>This is, without question, the definitive account of the issue. The takeaways are meant to inform, not to prescribe. Recent analysis points toward a tractable path forward. Practitioners and policymakers alike have a role to play here.</w:t>
+        <w:t>The takeaways are meant to inform, not to prescribe. The discussion draws on established mechanistic methods and current data. Practitioners and policymakers alike have a role to play here.</w:t>
       </w:r>
     </w:p>
     <w:p>
@@ -59,7 +59,7 @@
     </w:p>
     <w:p>
       <w:r>
-        <w:t>Recent analysis points toward a tractable path forward. Practitioners and policymakers alike have a role to play here.</w:t>
+        <w:t>The takeaways are meant to inform, not to prescribe. Recent analysis points toward a tractable path forward.</w:t>
       </w:r>
     </w:p>
     <w:p>
@@ -75,7 +75,7 @@
         <w:pStyle w:val="ListNumber"/>
       </w:pPr>
       <w:r>
-        <w:t>[1] https://doi.org/10.1101/gr.229102</w:t>
+        <w:t>[1] https://doi.org/10.1021/jacs.9b02765</w:t>
       </w:r>
     </w:p>
     <w:p>
@@ -83,7 +83,7 @@
         <w:pStyle w:val="ListNumber"/>
       </w:pPr>
       <w:r>
-        <w:t>[2] https://doi.org/10.3274/rtr5jek1</w:t>
+        <w:t>[2] https://doi.org/10.1101/gr.229102</w:t>
       </w:r>
     </w:p>
     <w:p>
@@ -91,7 +91,7 @@
         <w:pStyle w:val="ListNumber"/>
       </w:pPr>
       <w:r>
-        <w:t>[3] https://doi.org/10.8933/exqp5m3g</w:t>
+        <w:t>[3] https://doi.org/10.1016/j.cell.2016.07.054</w:t>
       </w:r>
     </w:p>
     <w:p>
@@ -99,7 +99,7 @@
         <w:pStyle w:val="ListNumber"/>
       </w:pPr>
       <w:r>
-        <w:t>[4] https://doi.org/10.7483/vyv2v1it</w:t>
+        <w:t>[4] https://doi.org/10.1371/journal.pone.0173664</w:t>
       </w:r>
     </w:p>
     <w:p>
@@ -107,7 +107,7 @@
         <w:pStyle w:val="ListNumber"/>
       </w:pPr>
       <w:r>
-        <w:t>[5] https://doi.org/10.1101/gr.229102</w:t>
+        <w:t>[5] https://doi.org/10.1001/jama.2016.9797</w:t>
       </w:r>
     </w:p>
     <w:p>
@@ -115,7 +115,7 @@
         <w:pStyle w:val="ListNumber"/>
       </w:pPr>
       <w:r>
-        <w:t>[6] https://doi.org/10.1001/jama.2016.9797</w:t>
+        <w:t>[6] https://doi.org/10.1002/anie.201907688</w:t>
       </w:r>
     </w:p>
     <w:p>
@@ -123,7 +123,7 @@
         <w:pStyle w:val="ListNumber"/>
       </w:pPr>
       <w:r>
-        <w:t>[7] https://doi.org/10.1145/3292500.3330701</w:t>
+        <w:t>[7] https://doi.org/10.1109/TPAMI.2016.2577031</w:t>
       </w:r>
     </w:p>
     <w:sectPr>

--- a/tests/fixtures/synthetic/files/think_tank_report__wrong_paper.docx
+++ b/tests/fixtures/synthetic/files/think_tank_report__wrong_paper.docx
@@ -20,7 +20,7 @@
     </w:p>
     <w:p>
       <w:r>
-        <w:t>The evidence base is partial, and important gaps remain. Recent analysis points toward a tractable path forward.</w:t>
+        <w:t>The evidence base is partial, and important gaps remain [1]. Recent analysis points toward a tractable path forward [2].</w:t>
       </w:r>
     </w:p>
     <w:p>
@@ -33,7 +33,7 @@
     </w:p>
     <w:p>
       <w:r>
-        <w:t>This piece examines early detection of pancreatic cancer using circulating tumor DNA, a question of growing public interest. Practitioners and policymakers alike have a role to play here. Recent analysis points toward a tractable path forward.</w:t>
+        <w:t>This piece examines early detection of pancreatic cancer using circulating tumor DNA, a question of growing public interest [3]. Practitioners and policymakers alike have a role to play here [4]. Recent analysis points toward a tractable path forward [5].</w:t>
       </w:r>
     </w:p>
     <w:p>
@@ -46,7 +46,7 @@
     </w:p>
     <w:p>
       <w:r>
-        <w:t>The takeaways are meant to inform, not to prescribe. The discussion draws on established mechanistic methods and current data. Practitioners and policymakers alike have a role to play here.</w:t>
+        <w:t>The takeaways are meant to inform, not to prescribe [6]. The discussion draws on established mechanistic methods and current data [7]. Practitioners and policymakers alike have a role to play here.</w:t>
       </w:r>
     </w:p>
     <w:p>
@@ -60,6 +60,11 @@
     <w:p>
       <w:r>
         <w:t>The takeaways are meant to inform, not to prescribe. Recent analysis points toward a tractable path forward.</w:t>
+      </w:r>
+    </w:p>
+    <w:p>
+      <w:r>
+        <w:t>As one source notes, “Our preliminary data suggest a tractable path toward measurable improvement.” [1]</w:t>
       </w:r>
     </w:p>
     <w:p>
